--- a/zht/docx/213.content.docx
+++ b/zht/docx/213.content.docx
@@ -546,18 +546,12 @@
           <w:lang w:val="zh_TW" w:bidi="zh_TW"/>
         </w:rPr>
       </w:r>
-      <w:hyperlink r:id="rId13">
-        <w:r>
-          <w:rPr>
-            <w:lang w:val="zh_TW" w:bidi="zh_TW"/>
-          </w:rPr>
-          <w:rPr>
-            <w:color w:val="0000EE"/>
-            <w:u w:val="single"/>
-          </w:rPr>
-          <w:t>歴代志上6:70</w:t>
-        </w:r>
-      </w:hyperlink>
+      <w:r>
+        <w:rPr>
+          <w:lang w:val="zh_TW" w:bidi="zh_TW"/>
+        </w:rPr>
+        <w:t>歴代志上6:70</w:t>
+      </w:r>
     </w:p>
     <w:p>
       <w:pPr>
@@ -570,18 +564,12 @@
           <w:lang w:val="zh_TW" w:bidi="zh_TW"/>
         </w:rPr>
       </w:r>
-      <w:hyperlink r:id="rId14">
-        <w:r>
-          <w:rPr>
-            <w:lang w:val="zh_TW" w:bidi="zh_TW"/>
-          </w:rPr>
-          <w:rPr>
-            <w:color w:val="0000EE"/>
-            <w:u w:val="single"/>
-          </w:rPr>
-          <w:t>列王紀上9:17–19</w:t>
-        </w:r>
-      </w:hyperlink>
+      <w:r>
+        <w:rPr>
+          <w:lang w:val="zh_TW" w:bidi="zh_TW"/>
+        </w:rPr>
+        <w:t>列王紀上9:17–19</w:t>
+      </w:r>
     </w:p>
     <w:p>
       <w:pPr>
@@ -594,18 +582,12 @@
           <w:lang w:val="zh_TW" w:bidi="zh_TW"/>
         </w:rPr>
       </w:r>
-      <w:hyperlink r:id="rId15">
-        <w:r>
-          <w:rPr>
-            <w:lang w:val="zh_TW" w:bidi="zh_TW"/>
-          </w:rPr>
-          <w:rPr>
-            <w:color w:val="0000EE"/>
-            <w:u w:val="single"/>
-          </w:rPr>
-          <w:t>使徒行傳2:45</w:t>
-        </w:r>
-      </w:hyperlink>
+      <w:r>
+        <w:rPr>
+          <w:lang w:val="zh_TW" w:bidi="zh_TW"/>
+        </w:rPr>
+        <w:t>使徒行傳2:45</w:t>
+      </w:r>
     </w:p>
     <w:p>
       <w:pPr>
@@ -618,18 +600,12 @@
           <w:lang w:val="zh_TW" w:bidi="zh_TW"/>
         </w:rPr>
       </w:r>
-      <w:hyperlink r:id="rId16">
-        <w:r>
-          <w:rPr>
-            <w:lang w:val="zh_TW" w:bidi="zh_TW"/>
-          </w:rPr>
-          <w:rPr>
-            <w:color w:val="0000EE"/>
-            <w:u w:val="single"/>
-          </w:rPr>
-          <w:t>申命記4:5–6</w:t>
-        </w:r>
-      </w:hyperlink>
+      <w:r>
+        <w:rPr>
+          <w:lang w:val="zh_TW" w:bidi="zh_TW"/>
+        </w:rPr>
+        <w:t>申命記4:5–6</w:t>
+      </w:r>
     </w:p>
     <w:p>
       <w:pPr>
@@ -642,18 +618,12 @@
           <w:lang w:val="zh_TW" w:bidi="zh_TW"/>
         </w:rPr>
       </w:r>
-      <w:hyperlink r:id="rId17">
-        <w:r>
-          <w:rPr>
-            <w:lang w:val="zh_TW" w:bidi="zh_TW"/>
-          </w:rPr>
-          <w:rPr>
-            <w:color w:val="0000EE"/>
-            <w:u w:val="single"/>
-          </w:rPr>
-          <w:t>創世記31:36–37</w:t>
-        </w:r>
-      </w:hyperlink>
+      <w:r>
+        <w:rPr>
+          <w:lang w:val="zh_TW" w:bidi="zh_TW"/>
+        </w:rPr>
+        <w:t>創世記31:36–37</w:t>
+      </w:r>
     </w:p>
     <w:p>
       <w:pPr>
@@ -666,18 +636,12 @@
           <w:lang w:val="zh_TW" w:bidi="zh_TW"/>
         </w:rPr>
       </w:r>
-      <w:hyperlink r:id="rId18">
-        <w:r>
-          <w:rPr>
-            <w:lang w:val="zh_TW" w:bidi="zh_TW"/>
-          </w:rPr>
-          <w:rPr>
-            <w:color w:val="0000EE"/>
-            <w:u w:val="single"/>
-          </w:rPr>
-          <w:t>馬太福音13:44</w:t>
-        </w:r>
-      </w:hyperlink>
+      <w:r>
+        <w:rPr>
+          <w:lang w:val="zh_TW" w:bidi="zh_TW"/>
+        </w:rPr>
+        <w:t>馬太福音13:44</w:t>
+      </w:r>
     </w:p>
     <w:p>
       <w:pPr>
@@ -1098,18 +1062,12 @@
           <w:lang w:val="zh_TW" w:bidi="zh_TW"/>
         </w:rPr>
       </w:r>
-      <w:hyperlink r:id="rId19">
-        <w:r>
-          <w:rPr>
-            <w:lang w:val="zh_TW" w:bidi="zh_TW"/>
-          </w:rPr>
-          <w:rPr>
-            <w:color w:val="0000EE"/>
-            <w:u w:val="single"/>
-          </w:rPr>
-          <w:t>創世記17:8</w:t>
-        </w:r>
-      </w:hyperlink>
+      <w:r>
+        <w:rPr>
+          <w:lang w:val="zh_TW" w:bidi="zh_TW"/>
+        </w:rPr>
+        <w:t>創世記17:8</w:t>
+      </w:r>
     </w:p>
     <w:p>
       <w:pPr>
@@ -1122,18 +1080,12 @@
           <w:lang w:val="zh_TW" w:bidi="zh_TW"/>
         </w:rPr>
       </w:r>
-      <w:hyperlink r:id="rId20">
-        <w:r>
-          <w:rPr>
-            <w:lang w:val="zh_TW" w:bidi="zh_TW"/>
-          </w:rPr>
-          <w:rPr>
-            <w:color w:val="0000EE"/>
-            <w:u w:val="single"/>
-          </w:rPr>
-          <w:t>創世記48:4</w:t>
-        </w:r>
-      </w:hyperlink>
+      <w:r>
+        <w:rPr>
+          <w:lang w:val="zh_TW" w:bidi="zh_TW"/>
+        </w:rPr>
+        <w:t>創世記48:4</w:t>
+      </w:r>
     </w:p>
     <w:p>
       <w:pPr>
@@ -1146,18 +1098,12 @@
           <w:lang w:val="zh_TW" w:bidi="zh_TW"/>
         </w:rPr>
       </w:r>
-      <w:hyperlink r:id="rId21">
-        <w:r>
-          <w:rPr>
-            <w:lang w:val="zh_TW" w:bidi="zh_TW"/>
-          </w:rPr>
-          <w:rPr>
-            <w:color w:val="0000EE"/>
-            <w:u w:val="single"/>
-          </w:rPr>
-          <w:t>出埃及記15:17</w:t>
-        </w:r>
-      </w:hyperlink>
+      <w:r>
+        <w:rPr>
+          <w:lang w:val="zh_TW" w:bidi="zh_TW"/>
+        </w:rPr>
+        <w:t>出埃及記15:17</w:t>
+      </w:r>
     </w:p>
     <w:p>
       <w:pPr>
@@ -1170,18 +1116,12 @@
           <w:lang w:val="zh_TW" w:bidi="zh_TW"/>
         </w:rPr>
       </w:r>
-      <w:hyperlink r:id="rId22">
-        <w:r>
-          <w:rPr>
-            <w:lang w:val="zh_TW" w:bidi="zh_TW"/>
-          </w:rPr>
-          <w:rPr>
-            <w:color w:val="0000EE"/>
-            <w:u w:val="single"/>
-          </w:rPr>
-          <w:t>撒母耳記下3:28–30</w:t>
-        </w:r>
-      </w:hyperlink>
+      <w:r>
+        <w:rPr>
+          <w:lang w:val="zh_TW" w:bidi="zh_TW"/>
+        </w:rPr>
+        <w:t>撒母耳記下3:28–30</w:t>
+      </w:r>
     </w:p>
     <w:p>
       <w:pPr>
@@ -1194,18 +1134,12 @@
           <w:lang w:val="zh_TW" w:bidi="zh_TW"/>
         </w:rPr>
       </w:r>
-      <w:hyperlink r:id="rId23">
-        <w:r>
-          <w:rPr>
-            <w:lang w:val="zh_TW" w:bidi="zh_TW"/>
-          </w:rPr>
-          <w:rPr>
-            <w:color w:val="0000EE"/>
-            <w:u w:val="single"/>
-          </w:rPr>
-          <w:t>列王紀上2:32–33</w:t>
-        </w:r>
-      </w:hyperlink>
+      <w:r>
+        <w:rPr>
+          <w:lang w:val="zh_TW" w:bidi="zh_TW"/>
+        </w:rPr>
+        <w:t>列王紀上2:32–33</w:t>
+      </w:r>
     </w:p>
     <w:p>
       <w:pPr>
@@ -1218,18 +1152,12 @@
           <w:lang w:val="zh_TW" w:bidi="zh_TW"/>
         </w:rPr>
       </w:r>
-      <w:hyperlink r:id="rId24">
-        <w:r>
-          <w:rPr>
-            <w:lang w:val="zh_TW" w:bidi="zh_TW"/>
-          </w:rPr>
-          <w:rPr>
-            <w:color w:val="0000EE"/>
-            <w:u w:val="single"/>
-          </w:rPr>
-          <w:t>約伯記4:20–21</w:t>
-        </w:r>
-      </w:hyperlink>
+      <w:r>
+        <w:rPr>
+          <w:lang w:val="zh_TW" w:bidi="zh_TW"/>
+        </w:rPr>
+        <w:t>約伯記4:20–21</w:t>
+      </w:r>
     </w:p>
     <w:p>
       <w:pPr>
@@ -1242,18 +1170,12 @@
           <w:lang w:val="zh_TW" w:bidi="zh_TW"/>
         </w:rPr>
       </w:r>
-      <w:hyperlink r:id="rId25">
-        <w:r>
-          <w:rPr>
-            <w:lang w:val="zh_TW" w:bidi="zh_TW"/>
-          </w:rPr>
-          <w:rPr>
-            <w:color w:val="0000EE"/>
-            <w:u w:val="single"/>
-          </w:rPr>
-          <w:t>詩篇21:4</w:t>
-        </w:r>
-      </w:hyperlink>
+      <w:r>
+        <w:rPr>
+          <w:lang w:val="zh_TW" w:bidi="zh_TW"/>
+        </w:rPr>
+        <w:t>詩篇21:4</w:t>
+      </w:r>
     </w:p>
     <w:p>
       <w:pPr>
@@ -1266,18 +1188,12 @@
           <w:lang w:val="zh_TW" w:bidi="zh_TW"/>
         </w:rPr>
       </w:r>
-      <w:hyperlink r:id="rId26">
-        <w:r>
-          <w:rPr>
-            <w:lang w:val="zh_TW" w:bidi="zh_TW"/>
-          </w:rPr>
-          <w:rPr>
-            <w:color w:val="0000EE"/>
-            <w:u w:val="single"/>
-          </w:rPr>
-          <w:t>以賽亞書9:6–7</w:t>
-        </w:r>
-      </w:hyperlink>
+      <w:r>
+        <w:rPr>
+          <w:lang w:val="zh_TW" w:bidi="zh_TW"/>
+        </w:rPr>
+        <w:t>以賽亞書9:6–7</w:t>
+      </w:r>
     </w:p>
     <w:p>
       <w:pPr>
@@ -1290,18 +1206,12 @@
           <w:lang w:val="zh_TW" w:bidi="zh_TW"/>
         </w:rPr>
       </w:r>
-      <w:hyperlink r:id="rId27">
-        <w:r>
-          <w:rPr>
-            <w:lang w:val="zh_TW" w:bidi="zh_TW"/>
-          </w:rPr>
-          <w:rPr>
-            <w:color w:val="0000EE"/>
-            <w:u w:val="single"/>
-          </w:rPr>
-          <w:t>以賽亞書40:27–28</w:t>
-        </w:r>
-      </w:hyperlink>
+      <w:r>
+        <w:rPr>
+          <w:lang w:val="zh_TW" w:bidi="zh_TW"/>
+        </w:rPr>
+        <w:t>以賽亞書40:27–28</w:t>
+      </w:r>
     </w:p>
     <w:p>
       <w:pPr>
@@ -1314,18 +1224,12 @@
           <w:lang w:val="zh_TW" w:bidi="zh_TW"/>
         </w:rPr>
       </w:r>
-      <w:hyperlink r:id="rId28">
-        <w:r>
-          <w:rPr>
-            <w:lang w:val="zh_TW" w:bidi="zh_TW"/>
-          </w:rPr>
-          <w:rPr>
-            <w:color w:val="0000EE"/>
-            <w:u w:val="single"/>
-          </w:rPr>
-          <w:t>但以理書7:18</w:t>
-        </w:r>
-      </w:hyperlink>
+      <w:r>
+        <w:rPr>
+          <w:lang w:val="zh_TW" w:bidi="zh_TW"/>
+        </w:rPr>
+        <w:t>但以理書7:18</w:t>
+      </w:r>
     </w:p>
     <w:p>
       <w:pPr>
@@ -1338,18 +1242,12 @@
           <w:lang w:val="zh_TW" w:bidi="zh_TW"/>
         </w:rPr>
       </w:r>
-      <w:hyperlink r:id="rId29">
-        <w:r>
-          <w:rPr>
-            <w:lang w:val="zh_TW" w:bidi="zh_TW"/>
-          </w:rPr>
-          <w:rPr>
-            <w:color w:val="0000EE"/>
-            <w:u w:val="single"/>
-          </w:rPr>
-          <w:t>路加福音18:18</w:t>
-        </w:r>
-      </w:hyperlink>
+      <w:r>
+        <w:rPr>
+          <w:lang w:val="zh_TW" w:bidi="zh_TW"/>
+        </w:rPr>
+        <w:t>路加福音18:18</w:t>
+      </w:r>
     </w:p>
     <w:p>
       <w:pPr>
@@ -1362,18 +1260,12 @@
           <w:lang w:val="zh_TW" w:bidi="zh_TW"/>
         </w:rPr>
       </w:r>
-      <w:hyperlink r:id="rId30">
-        <w:r>
-          <w:rPr>
-            <w:lang w:val="zh_TW" w:bidi="zh_TW"/>
-          </w:rPr>
-          <w:rPr>
-            <w:color w:val="0000EE"/>
-            <w:u w:val="single"/>
-          </w:rPr>
-          <w:t>使徒行傳13:46</w:t>
-        </w:r>
-      </w:hyperlink>
+      <w:r>
+        <w:rPr>
+          <w:lang w:val="zh_TW" w:bidi="zh_TW"/>
+        </w:rPr>
+        <w:t>使徒行傳13:46</w:t>
+      </w:r>
     </w:p>
     <w:p>
       <w:pPr>
@@ -1386,18 +1278,12 @@
           <w:lang w:val="zh_TW" w:bidi="zh_TW"/>
         </w:rPr>
       </w:r>
-      <w:hyperlink r:id="rId31">
-        <w:r>
-          <w:rPr>
-            <w:lang w:val="zh_TW" w:bidi="zh_TW"/>
-          </w:rPr>
-          <w:rPr>
-            <w:color w:val="0000EE"/>
-            <w:u w:val="single"/>
-          </w:rPr>
-          <w:t>羅馬書5:21</w:t>
-        </w:r>
-      </w:hyperlink>
+      <w:r>
+        <w:rPr>
+          <w:lang w:val="zh_TW" w:bidi="zh_TW"/>
+        </w:rPr>
+        <w:t>羅馬書5:21</w:t>
+      </w:r>
     </w:p>
     <w:p>
       <w:pPr>
@@ -1410,18 +1296,12 @@
           <w:lang w:val="zh_TW" w:bidi="zh_TW"/>
         </w:rPr>
       </w:r>
-      <w:hyperlink r:id="rId32">
-        <w:r>
-          <w:rPr>
-            <w:lang w:val="zh_TW" w:bidi="zh_TW"/>
-          </w:rPr>
-          <w:rPr>
-            <w:color w:val="0000EE"/>
-            <w:u w:val="single"/>
-          </w:rPr>
-          <w:t>希伯來書6:19–20</w:t>
-        </w:r>
-      </w:hyperlink>
+      <w:r>
+        <w:rPr>
+          <w:lang w:val="zh_TW" w:bidi="zh_TW"/>
+        </w:rPr>
+        <w:t>希伯來書6:19–20</w:t>
+      </w:r>
     </w:p>
     <w:p>
       <w:pPr>
@@ -1434,18 +1314,12 @@
           <w:lang w:val="zh_TW" w:bidi="zh_TW"/>
         </w:rPr>
       </w:r>
-      <w:hyperlink r:id="rId33">
-        <w:r>
-          <w:rPr>
-            <w:lang w:val="zh_TW" w:bidi="zh_TW"/>
-          </w:rPr>
-          <w:rPr>
-            <w:color w:val="0000EE"/>
-            <w:u w:val="single"/>
-          </w:rPr>
-          <w:t>希伯來書10:11–14</w:t>
-        </w:r>
-      </w:hyperlink>
+      <w:r>
+        <w:rPr>
+          <w:lang w:val="zh_TW" w:bidi="zh_TW"/>
+        </w:rPr>
+        <w:t>希伯來書10:11–14</w:t>
+      </w:r>
     </w:p>
     <w:p>
       <w:pPr>
@@ -1458,18 +1332,12 @@
           <w:lang w:val="zh_TW" w:bidi="zh_TW"/>
         </w:rPr>
       </w:r>
-      <w:hyperlink r:id="rId34">
-        <w:r>
-          <w:rPr>
-            <w:lang w:val="zh_TW" w:bidi="zh_TW"/>
-          </w:rPr>
-          <w:rPr>
-            <w:color w:val="0000EE"/>
-            <w:u w:val="single"/>
-          </w:rPr>
-          <w:t>約翰壹書1:2</w:t>
-        </w:r>
-      </w:hyperlink>
+      <w:r>
+        <w:rPr>
+          <w:lang w:val="zh_TW" w:bidi="zh_TW"/>
+        </w:rPr>
+        <w:t>約翰壹書1:2</w:t>
+      </w:r>
     </w:p>
     <w:p>
       <w:pPr>
@@ -1482,18 +1350,12 @@
           <w:lang w:val="zh_TW" w:bidi="zh_TW"/>
         </w:rPr>
       </w:r>
-      <w:hyperlink r:id="rId35">
-        <w:r>
-          <w:rPr>
-            <w:lang w:val="zh_TW" w:bidi="zh_TW"/>
-          </w:rPr>
-          <w:rPr>
-            <w:color w:val="0000EE"/>
-            <w:u w:val="single"/>
-          </w:rPr>
-          <w:t>約翰壹書5:12</w:t>
-        </w:r>
-      </w:hyperlink>
+      <w:r>
+        <w:rPr>
+          <w:lang w:val="zh_TW" w:bidi="zh_TW"/>
+        </w:rPr>
+        <w:t>約翰壹書5:12</w:t>
+      </w:r>
     </w:p>
     <w:p>
       <w:pPr>
@@ -1506,18 +1368,12 @@
           <w:lang w:val="zh_TW" w:bidi="zh_TW"/>
         </w:rPr>
       </w:r>
-      <w:hyperlink r:id="rId36">
-        <w:r>
-          <w:rPr>
-            <w:lang w:val="zh_TW" w:bidi="zh_TW"/>
-          </w:rPr>
-          <w:rPr>
-            <w:color w:val="0000EE"/>
-            <w:u w:val="single"/>
-          </w:rPr>
-          <w:t>啟示錄1:4–6</w:t>
-        </w:r>
-      </w:hyperlink>
+      <w:r>
+        <w:rPr>
+          <w:lang w:val="zh_TW" w:bidi="zh_TW"/>
+        </w:rPr>
+        <w:t>啟示錄1:4–6</w:t>
+      </w:r>
     </w:p>
     <w:p>
       <w:pPr>
@@ -1530,18 +1386,12 @@
           <w:lang w:val="zh_TW" w:bidi="zh_TW"/>
         </w:rPr>
       </w:r>
-      <w:hyperlink r:id="rId37">
-        <w:r>
-          <w:rPr>
-            <w:lang w:val="zh_TW" w:bidi="zh_TW"/>
-          </w:rPr>
-          <w:rPr>
-            <w:color w:val="0000EE"/>
-            <w:u w:val="single"/>
-          </w:rPr>
-          <w:t>啟示錄22:3–5</w:t>
-        </w:r>
-      </w:hyperlink>
+      <w:r>
+        <w:rPr>
+          <w:lang w:val="zh_TW" w:bidi="zh_TW"/>
+        </w:rPr>
+        <w:t>啟示錄22:3–5</w:t>
+      </w:r>
     </w:p>
     <w:p>
       <w:pPr>

--- a/zht/docx/213.content.docx
+++ b/zht/docx/213.content.docx
@@ -1025,19 +1025,7 @@
         <w:rPr>
           <w:lang w:val="zh_TW" w:bidi="zh_TW"/>
         </w:rPr>
-        <w:t>，</w:t>
-      </w:r>
-      <w:r>
-        <w:rPr>
-          <w:lang w:val="zh_TW" w:bidi="zh_TW"/>
-        </w:rPr>
-        <w:t>生命</w:t>
-      </w:r>
-      <w:r>
-        <w:rPr>
-          <w:lang w:val="zh_TW" w:bidi="zh_TW"/>
-        </w:rPr>
-        <w:t>）</w:t>
+        <w:t>，生命）</w:t>
       </w:r>
     </w:p>
     <w:p>
@@ -1797,19 +1785,7 @@
         <w:rPr>
           <w:lang w:val="zh_TW" w:bidi="zh_TW"/>
         </w:rPr>
-        <w:t>，</w:t>
-      </w:r>
-      <w:r>
-        <w:rPr>
-          <w:lang w:val="zh_TW" w:bidi="zh_TW"/>
-        </w:rPr>
-        <w:t>信心</w:t>
-      </w:r>
-      <w:r>
-        <w:rPr>
-          <w:lang w:val="zh_TW" w:bidi="zh_TW"/>
-        </w:rPr>
-        <w:t>，</w:t>
+        <w:t>，信心，</w:t>
       </w:r>
       <w:r>
         <w:rPr>
@@ -1821,19 +1797,7 @@
         <w:rPr>
           <w:lang w:val="zh_TW" w:bidi="zh_TW"/>
         </w:rPr>
-        <w:t>，</w:t>
-      </w:r>
-      <w:r>
-        <w:rPr>
-          <w:lang w:val="zh_TW" w:bidi="zh_TW"/>
-        </w:rPr>
-        <w:t>力量</w:t>
-      </w:r>
-      <w:r>
-        <w:rPr>
-          <w:lang w:val="zh_TW" w:bidi="zh_TW"/>
-        </w:rPr>
-        <w:t>）</w:t>
+        <w:t>，力量）</w:t>
       </w:r>
       <w:r>
         <w:rPr>
